--- a/CV/Archive/Software Developer/Jinda Li _CoverLetter_VisualComponents.docx
+++ b/CV/Archive/Software Developer/Jinda Li _CoverLetter_VisualComponents.docx
@@ -530,25 +530,34 @@
       </w:r>
       <w:r>
         <w:rPr>
+          <w:rFonts w:eastAsiaTheme="minorEastAsia"/>
+          <w:lang w:eastAsia="zh-CN"/>
+        </w:rPr>
+        <w:t>TeamViewer</w:t>
+      </w:r>
+      <w:r>
+        <w:rPr>
           <w:rFonts w:eastAsiaTheme="minorEastAsia" w:hint="eastAsia"/>
           <w:lang w:eastAsia="zh-CN"/>
         </w:rPr>
-        <w:t>Visual Components</w:t>
-      </w:r>
-      <w:r>
+        <w:t xml:space="preserve"> </w:t>
+      </w:r>
+      <w:r>
+        <w:rPr>
+          <w:rFonts w:eastAsiaTheme="minorEastAsia"/>
+          <w:lang w:eastAsia="zh-CN"/>
+        </w:rPr>
+        <w:t>Hiring Team,</w:t>
+      </w:r>
+    </w:p>
+    <w:p>
+      <w:pPr>
+        <w:ind w:leftChars="193" w:left="425" w:rightChars="225" w:right="495"/>
         <w:rPr>
           <w:rFonts w:eastAsiaTheme="minorEastAsia" w:hint="eastAsia"/>
           <w:lang w:eastAsia="zh-CN"/>
         </w:rPr>
-        <w:t xml:space="preserve"> </w:t>
-      </w:r>
-      <w:r>
-        <w:rPr>
-          <w:rFonts w:eastAsiaTheme="minorEastAsia"/>
-          <w:lang w:eastAsia="zh-CN"/>
-        </w:rPr>
-        <w:t>Hiring Team,</w:t>
-      </w:r>
+      </w:pPr>
     </w:p>
     <w:p>
       <w:pPr>
@@ -572,43 +581,30 @@
           <w:bCs/>
           <w:lang w:eastAsia="zh-CN"/>
         </w:rPr>
-        <w:t xml:space="preserve"> Software Developer (</w:t>
-      </w:r>
-      <w:proofErr w:type="spellStart"/>
-      <w:r>
-        <w:rPr>
-          <w:rFonts w:eastAsiaTheme="minorEastAsia" w:hint="eastAsia"/>
+        <w:t xml:space="preserve"> </w:t>
+      </w:r>
+      <w:r>
+        <w:rPr>
+          <w:rFonts w:eastAsiaTheme="minorEastAsia"/>
           <w:b/>
           <w:bCs/>
           <w:lang w:eastAsia="zh-CN"/>
         </w:rPr>
-        <w:t>Visulization</w:t>
-      </w:r>
-      <w:proofErr w:type="spellEnd"/>
-      <w:r>
-        <w:rPr>
-          <w:rFonts w:eastAsiaTheme="minorEastAsia" w:hint="eastAsia"/>
-          <w:b/>
-          <w:bCs/>
-          <w:lang w:eastAsia="zh-CN"/>
-        </w:rPr>
-        <w:t>)</w:t>
-      </w:r>
-      <w:r>
-        <w:rPr>
-          <w:rFonts w:eastAsiaTheme="minorEastAsia"/>
-          <w:b/>
-          <w:bCs/>
-          <w:lang w:eastAsia="zh-CN"/>
-        </w:rPr>
-        <w:t> </w:t>
-      </w:r>
-      <w:r>
-        <w:rPr>
-          <w:rFonts w:eastAsiaTheme="minorEastAsia"/>
-          <w:lang w:eastAsia="zh-CN"/>
-        </w:rPr>
-        <w:t>position.</w:t>
+        <w:t>Developer C++ 3D position</w:t>
+      </w:r>
+      <w:r>
+        <w:rPr>
+          <w:rFonts w:eastAsiaTheme="minorEastAsia"/>
+          <w:lang w:eastAsia="zh-CN"/>
+        </w:rPr>
+        <w:t xml:space="preserve"> at TeamViewer in Munich</w:t>
+      </w:r>
+      <w:r>
+        <w:rPr>
+          <w:rFonts w:eastAsiaTheme="minorEastAsia"/>
+          <w:lang w:eastAsia="zh-CN"/>
+        </w:rPr>
+        <w:t>.</w:t>
       </w:r>
       <w:r>
         <w:rPr>
@@ -763,15 +759,27 @@
     </w:p>
     <w:p>
       <w:pPr>
-        <w:ind w:rightChars="225" w:right="495"/>
-        <w:rPr>
-          <w:rFonts w:eastAsiaTheme="minorEastAsia"/>
-          <w:lang w:eastAsia="zh-CN"/>
-        </w:rPr>
-      </w:pPr>
+        <w:ind w:leftChars="200" w:left="440" w:rightChars="225" w:right="495"/>
+        <w:rPr>
+          <w:rFonts w:eastAsiaTheme="minorEastAsia"/>
+          <w:lang w:eastAsia="zh-CN"/>
+        </w:rPr>
+      </w:pPr>
+      <w:r>
+        <w:rPr>
+          <w:rFonts w:eastAsiaTheme="minorEastAsia"/>
+          <w:lang w:eastAsia="zh-CN"/>
+        </w:rPr>
+        <w:t>Relevant experience includes:</w:t>
+      </w:r>
     </w:p>
     <w:p>
       <w:pPr>
+        <w:pStyle w:val="a3"/>
+        <w:numPr>
+          <w:ilvl w:val="0"/>
+          <w:numId w:val="11"/>
+        </w:numPr>
         <w:ind w:rightChars="225" w:right="495"/>
         <w:rPr>
           <w:rFonts w:eastAsiaTheme="minorEastAsia"/>
@@ -781,255 +789,134 @@
       <w:r>
         <w:rPr>
           <w:rFonts w:eastAsiaTheme="minorEastAsia"/>
-          <w:lang w:eastAsia="zh-CN"/>
-        </w:rPr>
-        <w:tab/>
-      </w:r>
-      <w:r>
-        <w:rPr>
-          <w:rFonts w:eastAsiaTheme="minorEastAsia"/>
-          <w:lang w:eastAsia="zh-CN"/>
-        </w:rPr>
-        <w:t>Here is what I can bring:</w:t>
+          <w:b/>
+          <w:bCs/>
+          <w:lang w:eastAsia="zh-CN"/>
+        </w:rPr>
+        <w:t>Microsoft – Unity Developer</w:t>
       </w:r>
     </w:p>
     <w:p>
       <w:pPr>
-        <w:ind w:rightChars="225" w:right="495"/>
-        <w:rPr>
-          <w:rFonts w:eastAsiaTheme="minorEastAsia"/>
-          <w:lang w:eastAsia="zh-CN"/>
-        </w:rPr>
-      </w:pPr>
+        <w:ind w:left="420" w:rightChars="225" w:right="495"/>
+        <w:rPr>
+          <w:rFonts w:eastAsiaTheme="minorEastAsia"/>
+          <w:lang w:eastAsia="zh-CN"/>
+        </w:rPr>
+      </w:pPr>
+      <w:r>
+        <w:rPr>
+          <w:rFonts w:eastAsiaTheme="minorEastAsia"/>
+          <w:lang w:eastAsia="zh-CN"/>
+        </w:rPr>
+        <w:t>Developed cross-platform VR applications and custom in-editor tools in C#. Focused on performance optimization for complex scenes and shaders to enhance visuals while maintaining smooth rendering on target devices.</w:t>
+      </w:r>
     </w:p>
     <w:p>
       <w:pPr>
+        <w:pStyle w:val="a3"/>
         <w:numPr>
           <w:ilvl w:val="0"/>
-          <w:numId w:val="7"/>
+          <w:numId w:val="11"/>
         </w:numPr>
         <w:ind w:rightChars="225" w:right="495"/>
         <w:rPr>
           <w:rFonts w:eastAsiaTheme="minorEastAsia"/>
-          <w:lang w:eastAsia="zh-CN"/>
-        </w:rPr>
-      </w:pPr>
-      <w:r>
-        <w:rPr>
-          <w:rFonts w:eastAsiaTheme="minorEastAsia"/>
           <w:b/>
           <w:bCs/>
           <w:lang w:eastAsia="zh-CN"/>
         </w:rPr>
-        <w:t>Strong 3D and Rendering Background</w:t>
+      </w:pPr>
+      <w:proofErr w:type="spellStart"/>
+      <w:r>
+        <w:rPr>
+          <w:rFonts w:eastAsiaTheme="minorEastAsia"/>
+          <w:b/>
+          <w:bCs/>
+          <w:lang w:eastAsia="zh-CN"/>
+        </w:rPr>
+        <w:t>Microfeel</w:t>
+      </w:r>
+      <w:proofErr w:type="spellEnd"/>
+      <w:r>
+        <w:rPr>
+          <w:rFonts w:eastAsiaTheme="minorEastAsia"/>
+          <w:b/>
+          <w:bCs/>
+          <w:lang w:eastAsia="zh-CN"/>
+        </w:rPr>
+        <w:t xml:space="preserve"> (AI Startup) – Unreal Developer</w:t>
       </w:r>
     </w:p>
     <w:p>
       <w:pPr>
-        <w:ind w:left="720" w:rightChars="225" w:right="495"/>
-        <w:rPr>
-          <w:rFonts w:eastAsiaTheme="minorEastAsia" w:hint="eastAsia"/>
-          <w:lang w:eastAsia="zh-CN"/>
-        </w:rPr>
-      </w:pPr>
+        <w:ind w:leftChars="200" w:left="440" w:rightChars="225" w:right="495"/>
+        <w:rPr>
+          <w:rFonts w:eastAsiaTheme="minorEastAsia"/>
+          <w:lang w:eastAsia="zh-CN"/>
+        </w:rPr>
+      </w:pPr>
+      <w:r>
+        <w:rPr>
+          <w:rFonts w:eastAsiaTheme="minorEastAsia"/>
+          <w:lang w:eastAsia="zh-CN"/>
+        </w:rPr>
+        <w:t>Extended Unreal Engine with C++ and Python scripting to implement AI-driven systems and procedural generation for dynamic 3D environments. Focused on modular, scalable, and multithreaded system architecture.</w:t>
+      </w:r>
     </w:p>
     <w:p>
       <w:pPr>
-        <w:ind w:left="720" w:rightChars="225" w:right="495"/>
-        <w:rPr>
-          <w:rFonts w:eastAsiaTheme="minorEastAsia"/>
-          <w:lang w:eastAsia="zh-CN"/>
-        </w:rPr>
-      </w:pPr>
-      <w:r>
-        <w:rPr>
-          <w:rFonts w:eastAsiaTheme="minorEastAsia"/>
-          <w:lang w:eastAsia="zh-CN"/>
-        </w:rPr>
-        <w:t>At Microsoft Mixed Reality</w:t>
-      </w:r>
-      <w:proofErr w:type="gramStart"/>
-      <w:r>
-        <w:rPr>
-          <w:rFonts w:eastAsiaTheme="minorEastAsia"/>
-          <w:lang w:eastAsia="zh-CN"/>
-        </w:rPr>
-        <w:t>, built</w:t>
-      </w:r>
-      <w:proofErr w:type="gramEnd"/>
-      <w:r>
-        <w:rPr>
-          <w:rFonts w:eastAsiaTheme="minorEastAsia"/>
-          <w:lang w:eastAsia="zh-CN"/>
-        </w:rPr>
-        <w:t xml:space="preserve"> Unity-based VR/AR simulators with </w:t>
-      </w:r>
-      <w:r>
+        <w:pStyle w:val="a3"/>
+        <w:numPr>
+          <w:ilvl w:val="0"/>
+          <w:numId w:val="11"/>
+        </w:numPr>
+        <w:ind w:rightChars="225" w:right="495"/>
         <w:rPr>
           <w:rFonts w:eastAsiaTheme="minorEastAsia"/>
           <w:b/>
           <w:bCs/>
           <w:lang w:eastAsia="zh-CN"/>
         </w:rPr>
-        <w:t>holographic rendering, eye-tracking, and gesture controls</w:t>
-      </w:r>
-      <w:r>
-        <w:rPr>
-          <w:rFonts w:eastAsiaTheme="minorEastAsia"/>
-          <w:lang w:eastAsia="zh-CN"/>
-        </w:rPr>
-        <w:t>.</w:t>
-      </w:r>
-      <w:r>
-        <w:rPr>
-          <w:rFonts w:eastAsiaTheme="minorEastAsia" w:hint="eastAsia"/>
-          <w:lang w:eastAsia="zh-CN"/>
-        </w:rPr>
-        <w:t xml:space="preserve"> </w:t>
-      </w:r>
-      <w:r>
-        <w:rPr>
-          <w:rFonts w:eastAsiaTheme="minorEastAsia"/>
-          <w:lang w:eastAsia="zh-CN"/>
-        </w:rPr>
-        <w:t xml:space="preserve">In </w:t>
-      </w:r>
-      <w:r>
-        <w:rPr>
-          <w:rFonts w:eastAsiaTheme="minorEastAsia" w:hint="eastAsia"/>
-          <w:lang w:eastAsia="zh-CN"/>
-        </w:rPr>
-        <w:t xml:space="preserve">my personal project, </w:t>
-      </w:r>
-      <w:r>
-        <w:rPr>
-          <w:rFonts w:eastAsiaTheme="minorEastAsia"/>
-          <w:i/>
-          <w:iCs/>
-          <w:lang w:eastAsia="zh-CN"/>
-        </w:rPr>
-        <w:t xml:space="preserve">A Cloud’s </w:t>
-      </w:r>
-      <w:proofErr w:type="gramStart"/>
-      <w:r>
-        <w:rPr>
-          <w:rFonts w:eastAsiaTheme="minorEastAsia"/>
-          <w:i/>
-          <w:iCs/>
-          <w:lang w:eastAsia="zh-CN"/>
-        </w:rPr>
-        <w:t>Adventure</w:t>
-      </w:r>
-      <w:r>
-        <w:rPr>
-          <w:rFonts w:eastAsiaTheme="minorEastAsia"/>
-          <w:lang w:eastAsia="zh-CN"/>
-        </w:rPr>
-        <w:t>,</w:t>
-      </w:r>
-      <w:proofErr w:type="gramEnd"/>
-      <w:r>
-        <w:rPr>
-          <w:rFonts w:eastAsiaTheme="minorEastAsia"/>
-          <w:lang w:eastAsia="zh-CN"/>
-        </w:rPr>
-        <w:t xml:space="preserve"> implemented custom rendering</w:t>
-      </w:r>
-      <w:r>
-        <w:rPr>
-          <w:rFonts w:eastAsiaTheme="minorEastAsia" w:hint="eastAsia"/>
-          <w:lang w:eastAsia="zh-CN"/>
-        </w:rPr>
-        <w:t xml:space="preserve"> (Unreal with C++ and HLSL)</w:t>
-      </w:r>
-      <w:r>
-        <w:rPr>
-          <w:rFonts w:eastAsiaTheme="minorEastAsia"/>
-          <w:lang w:eastAsia="zh-CN"/>
-        </w:rPr>
-        <w:t xml:space="preserve"> and particle-like behavior</w:t>
-      </w:r>
-      <w:r>
-        <w:rPr>
-          <w:rFonts w:eastAsiaTheme="minorEastAsia" w:hint="eastAsia"/>
-          <w:lang w:eastAsia="zh-CN"/>
-        </w:rPr>
-        <w:t xml:space="preserve">, </w:t>
-      </w:r>
-      <w:r>
-        <w:rPr>
-          <w:rFonts w:eastAsiaTheme="minorEastAsia"/>
-          <w:lang w:eastAsia="zh-CN"/>
-        </w:rPr>
-        <w:t>optimizing from 2 FPS to smooth real-time</w:t>
-      </w:r>
-      <w:r>
-        <w:rPr>
-          <w:rFonts w:eastAsiaTheme="minorEastAsia" w:hint="eastAsia"/>
-          <w:lang w:eastAsia="zh-CN"/>
-        </w:rPr>
-        <w:t xml:space="preserve"> rendering</w:t>
-      </w:r>
-      <w:r>
-        <w:rPr>
-          <w:rFonts w:eastAsiaTheme="minorEastAsia"/>
-          <w:lang w:eastAsia="zh-CN"/>
-        </w:rPr>
-        <w:t>.</w:t>
+      </w:pPr>
+      <w:r>
+        <w:rPr>
+          <w:rFonts w:eastAsiaTheme="minorEastAsia"/>
+          <w:b/>
+          <w:bCs/>
+          <w:lang w:eastAsia="zh-CN"/>
+        </w:rPr>
+        <w:t>Independent Project – A Cloud’s Adventure</w:t>
       </w:r>
     </w:p>
     <w:p>
       <w:pPr>
-        <w:ind w:left="720" w:rightChars="225" w:right="495"/>
-        <w:rPr>
-          <w:rFonts w:eastAsiaTheme="minorEastAsia"/>
-          <w:lang w:eastAsia="zh-CN"/>
-        </w:rPr>
-      </w:pPr>
+        <w:ind w:leftChars="200" w:left="440" w:rightChars="225" w:right="495"/>
+        <w:rPr>
+          <w:rFonts w:eastAsiaTheme="minorEastAsia"/>
+          <w:lang w:eastAsia="zh-CN"/>
+        </w:rPr>
+      </w:pPr>
+      <w:r>
+        <w:rPr>
+          <w:rFonts w:eastAsiaTheme="minorEastAsia"/>
+          <w:lang w:eastAsia="zh-CN"/>
+        </w:rPr>
+        <w:t>Led development of a physics-based, controllable cloud character in Unreal Engine using C++ and Blueprints. Designed custom collision and interaction systems, and optimized performance for smooth 3D simulation.</w:t>
+      </w:r>
     </w:p>
     <w:p>
       <w:pPr>
-        <w:numPr>
-          <w:ilvl w:val="0"/>
-          <w:numId w:val="7"/>
-        </w:numPr>
-        <w:ind w:rightChars="225" w:right="495"/>
-        <w:rPr>
-          <w:rFonts w:eastAsiaTheme="minorEastAsia"/>
-          <w:lang w:eastAsia="zh-CN"/>
-        </w:rPr>
-      </w:pPr>
-      <w:r>
-        <w:rPr>
-          <w:rFonts w:eastAsiaTheme="minorEastAsia"/>
-          <w:b/>
-          <w:bCs/>
-          <w:lang w:eastAsia="zh-CN"/>
-        </w:rPr>
-        <w:t>C++</w:t>
-      </w:r>
-      <w:r>
-        <w:rPr>
-          <w:rFonts w:eastAsiaTheme="minorEastAsia" w:hint="eastAsia"/>
-          <w:b/>
-          <w:bCs/>
-          <w:lang w:eastAsia="zh-CN"/>
-        </w:rPr>
-        <w:t xml:space="preserve"> </w:t>
-      </w:r>
-      <w:r>
-        <w:rPr>
-          <w:rFonts w:eastAsiaTheme="minorEastAsia"/>
-          <w:b/>
-          <w:bCs/>
-          <w:lang w:eastAsia="zh-CN"/>
-        </w:rPr>
-        <w:t>and multi-language development</w:t>
-      </w:r>
+        <w:ind w:leftChars="200" w:left="440" w:rightChars="225" w:right="495"/>
+        <w:rPr>
+          <w:rFonts w:eastAsiaTheme="minorEastAsia"/>
+          <w:lang w:eastAsia="zh-CN"/>
+        </w:rPr>
+      </w:pPr>
     </w:p>
     <w:p>
       <w:pPr>
-        <w:ind w:left="720" w:rightChars="225" w:right="495"/>
+        <w:ind w:leftChars="200" w:left="440" w:rightChars="225" w:right="495"/>
         <w:rPr>
           <w:rFonts w:eastAsiaTheme="minorEastAsia" w:hint="eastAsia"/>
           <w:lang w:eastAsia="zh-CN"/>
@@ -1038,285 +925,48 @@
     </w:p>
     <w:p>
       <w:pPr>
-        <w:ind w:left="720" w:rightChars="225" w:right="495"/>
-        <w:rPr>
-          <w:rFonts w:eastAsiaTheme="minorEastAsia" w:hint="eastAsia"/>
-          <w:lang w:eastAsia="zh-CN"/>
-        </w:rPr>
-      </w:pPr>
-      <w:r>
-        <w:rPr>
-          <w:rFonts w:eastAsiaTheme="minorEastAsia" w:hint="eastAsia"/>
-          <w:lang w:eastAsia="zh-CN"/>
-        </w:rPr>
-        <w:t xml:space="preserve">Solid understanding of </w:t>
-      </w:r>
-      <w:r>
-        <w:rPr>
-          <w:rFonts w:eastAsiaTheme="minorEastAsia"/>
-          <w:b/>
-          <w:bCs/>
-          <w:lang w:eastAsia="zh-CN"/>
-        </w:rPr>
-        <w:t xml:space="preserve">modern C++ </w:t>
-      </w:r>
-      <w:r>
-        <w:rPr>
-          <w:rFonts w:eastAsiaTheme="minorEastAsia"/>
-          <w:lang w:eastAsia="zh-CN"/>
-        </w:rPr>
-        <w:t>programming principles</w:t>
-      </w:r>
-      <w:r>
-        <w:rPr>
-          <w:rFonts w:eastAsiaTheme="minorEastAsia" w:hint="eastAsia"/>
-          <w:lang w:eastAsia="zh-CN"/>
-        </w:rPr>
-        <w:t>:</w:t>
-      </w:r>
-      <w:r>
-        <w:rPr>
-          <w:rFonts w:eastAsiaTheme="minorEastAsia"/>
-          <w:lang w:eastAsia="zh-CN"/>
-        </w:rPr>
-        <w:t xml:space="preserve"> standard containers, iterators, memory management, and object-oriented design. </w:t>
-      </w:r>
-      <w:r>
-        <w:rPr>
-          <w:rFonts w:eastAsiaTheme="minorEastAsia" w:hint="eastAsia"/>
-          <w:lang w:eastAsia="zh-CN"/>
-        </w:rPr>
-        <w:t>A</w:t>
-      </w:r>
-      <w:r>
-        <w:rPr>
-          <w:rFonts w:eastAsiaTheme="minorEastAsia"/>
-          <w:lang w:eastAsia="zh-CN"/>
-        </w:rPr>
-        <w:t>lso familiar with advanced features such as smart pointers</w:t>
-      </w:r>
-      <w:r>
-        <w:rPr>
-          <w:rFonts w:eastAsiaTheme="minorEastAsia" w:hint="eastAsia"/>
-          <w:lang w:eastAsia="zh-CN"/>
-        </w:rPr>
-        <w:t xml:space="preserve"> or</w:t>
-      </w:r>
-      <w:r>
-        <w:rPr>
-          <w:rFonts w:eastAsiaTheme="minorEastAsia"/>
-          <w:lang w:eastAsia="zh-CN"/>
-        </w:rPr>
-        <w:t xml:space="preserve"> move semantics</w:t>
-      </w:r>
-      <w:r>
-        <w:rPr>
-          <w:rFonts w:eastAsiaTheme="minorEastAsia" w:hint="eastAsia"/>
-          <w:lang w:eastAsia="zh-CN"/>
-        </w:rPr>
-        <w:t>. As a r</w:t>
-      </w:r>
-      <w:r>
-        <w:rPr>
-          <w:rFonts w:eastAsiaTheme="minorEastAsia" w:hint="eastAsia"/>
-          <w:b/>
-          <w:bCs/>
-          <w:lang w:eastAsia="zh-CN"/>
-        </w:rPr>
-        <w:t>esearch a</w:t>
-      </w:r>
-      <w:r>
-        <w:rPr>
-          <w:rFonts w:eastAsiaTheme="minorEastAsia"/>
-          <w:b/>
-          <w:bCs/>
-          <w:lang w:eastAsia="zh-CN"/>
-        </w:rPr>
-        <w:t>ssistan</w:t>
-      </w:r>
-      <w:r>
-        <w:rPr>
-          <w:rFonts w:eastAsiaTheme="minorEastAsia" w:hint="eastAsia"/>
-          <w:b/>
-          <w:bCs/>
-          <w:lang w:eastAsia="zh-CN"/>
-        </w:rPr>
-        <w:t xml:space="preserve">t and course system developer of </w:t>
-      </w:r>
-      <w:r>
-        <w:rPr>
-          <w:rFonts w:eastAsiaTheme="minorEastAsia"/>
-          <w:b/>
-          <w:bCs/>
-          <w:lang w:eastAsia="zh-CN"/>
-        </w:rPr>
-        <w:t>Programming Parallel Computers</w:t>
-      </w:r>
-      <w:r>
-        <w:rPr>
-          <w:rFonts w:eastAsiaTheme="minorEastAsia"/>
-          <w:lang w:eastAsia="zh-CN"/>
-        </w:rPr>
-        <w:t xml:space="preserve"> </w:t>
-      </w:r>
-      <w:r>
-        <w:rPr>
-          <w:rFonts w:eastAsiaTheme="minorEastAsia" w:hint="eastAsia"/>
-          <w:lang w:eastAsia="zh-CN"/>
-        </w:rPr>
-        <w:t xml:space="preserve">at Aalto University, </w:t>
-      </w:r>
-      <w:r>
-        <w:rPr>
-          <w:rFonts w:eastAsiaTheme="minorEastAsia"/>
-          <w:lang w:eastAsia="zh-CN"/>
-        </w:rPr>
-        <w:t>I had</w:t>
-      </w:r>
-      <w:r>
-        <w:rPr>
-          <w:rFonts w:eastAsiaTheme="minorEastAsia" w:hint="eastAsia"/>
-          <w:lang w:eastAsia="zh-CN"/>
-        </w:rPr>
-        <w:t xml:space="preserve"> h</w:t>
-      </w:r>
-      <w:r>
-        <w:rPr>
-          <w:rFonts w:eastAsiaTheme="minorEastAsia"/>
-          <w:lang w:eastAsia="zh-CN"/>
-        </w:rPr>
-        <w:t>ands-on experience in writing high-performance C++ codes</w:t>
-      </w:r>
-      <w:r>
-        <w:rPr>
-          <w:rFonts w:eastAsiaTheme="minorEastAsia" w:hint="eastAsia"/>
-          <w:lang w:eastAsia="zh-CN"/>
-        </w:rPr>
-        <w:t>.</w:t>
-      </w:r>
-      <w:r>
-        <w:t xml:space="preserve"> </w:t>
-      </w:r>
-      <w:r>
-        <w:rPr>
-          <w:rFonts w:eastAsiaTheme="minorEastAsia" w:hint="eastAsia"/>
-          <w:lang w:eastAsia="zh-CN"/>
-        </w:rPr>
-        <w:t xml:space="preserve">Have over four </w:t>
-      </w:r>
-      <w:r>
-        <w:rPr>
-          <w:rFonts w:eastAsiaTheme="minorEastAsia"/>
-          <w:b/>
-          <w:bCs/>
-          <w:lang w:eastAsia="zh-CN"/>
-        </w:rPr>
-        <w:t>years’ experience</w:t>
-      </w:r>
-      <w:r>
-        <w:rPr>
-          <w:rFonts w:eastAsiaTheme="minorEastAsia" w:hint="eastAsia"/>
-          <w:b/>
-          <w:bCs/>
-          <w:lang w:eastAsia="zh-CN"/>
-        </w:rPr>
-        <w:t xml:space="preserve"> developing games with C#</w:t>
-      </w:r>
-      <w:r>
-        <w:rPr>
-          <w:rFonts w:eastAsiaTheme="minorEastAsia" w:hint="eastAsia"/>
-          <w:lang w:eastAsia="zh-CN"/>
-        </w:rPr>
-        <w:t xml:space="preserve">. </w:t>
-      </w:r>
-      <w:r>
-        <w:rPr>
-          <w:rFonts w:eastAsiaTheme="minorEastAsia"/>
-          <w:lang w:eastAsia="zh-CN"/>
-        </w:rPr>
-        <w:t xml:space="preserve">At </w:t>
-      </w:r>
-      <w:proofErr w:type="spellStart"/>
-      <w:r>
-        <w:rPr>
-          <w:rFonts w:eastAsiaTheme="minorEastAsia"/>
-          <w:lang w:eastAsia="zh-CN"/>
-        </w:rPr>
-        <w:t>Microfeel</w:t>
-      </w:r>
-      <w:proofErr w:type="spellEnd"/>
-      <w:r>
-        <w:rPr>
-          <w:rFonts w:eastAsiaTheme="minorEastAsia"/>
-          <w:lang w:eastAsia="zh-CN"/>
-        </w:rPr>
-        <w:t>, extended Unreal Engine with</w:t>
-      </w:r>
-      <w:r>
-        <w:rPr>
-          <w:rFonts w:eastAsiaTheme="minorEastAsia"/>
-          <w:b/>
-          <w:bCs/>
-          <w:lang w:eastAsia="zh-CN"/>
-        </w:rPr>
-        <w:t xml:space="preserve"> Python scripting</w:t>
-      </w:r>
-      <w:r>
-        <w:rPr>
-          <w:rFonts w:eastAsiaTheme="minorEastAsia"/>
-          <w:lang w:eastAsia="zh-CN"/>
-        </w:rPr>
-        <w:t xml:space="preserve"> </w:t>
-      </w:r>
-      <w:r>
-        <w:rPr>
-          <w:rFonts w:eastAsiaTheme="minorEastAsia" w:hint="eastAsia"/>
-          <w:lang w:eastAsia="zh-CN"/>
-        </w:rPr>
-        <w:t>t</w:t>
-      </w:r>
-      <w:r>
-        <w:rPr>
-          <w:rFonts w:eastAsiaTheme="minorEastAsia"/>
-          <w:lang w:eastAsia="zh-CN"/>
-        </w:rPr>
-        <w:t>o build procedural generation systems.</w:t>
+        <w:ind w:leftChars="200" w:left="440" w:rightChars="225" w:right="495"/>
+        <w:rPr>
+          <w:rFonts w:eastAsiaTheme="minorEastAsia"/>
+          <w:lang w:eastAsia="zh-CN"/>
+        </w:rPr>
+      </w:pPr>
+      <w:r>
+        <w:rPr>
+          <w:rFonts w:eastAsiaTheme="minorEastAsia"/>
+          <w:lang w:eastAsia="zh-CN"/>
+        </w:rPr>
+        <w:t>I have strong expertise in C++ (including C++11/14), 3D frameworks, physics simulation, VR/AR application development, Git version control, and multi-threaded programming. I am eager to learn new technologies and contribute to building reliable, high-performance 3D software.</w:t>
       </w:r>
     </w:p>
     <w:p>
       <w:pPr>
-        <w:ind w:left="720" w:rightChars="225" w:right="495"/>
-        <w:rPr>
-          <w:rFonts w:eastAsiaTheme="minorEastAsia" w:hint="eastAsia"/>
+        <w:ind w:leftChars="200" w:left="440" w:rightChars="225" w:right="495"/>
+        <w:rPr>
+          <w:rFonts w:eastAsiaTheme="minorEastAsia"/>
           <w:lang w:eastAsia="zh-CN"/>
         </w:rPr>
       </w:pPr>
     </w:p>
     <w:p>
       <w:pPr>
-        <w:numPr>
-          <w:ilvl w:val="0"/>
-          <w:numId w:val="7"/>
-        </w:numPr>
-        <w:ind w:rightChars="225" w:right="495"/>
-        <w:rPr>
-          <w:rFonts w:eastAsiaTheme="minorEastAsia"/>
-          <w:lang w:eastAsia="zh-CN"/>
-        </w:rPr>
-      </w:pPr>
-      <w:r>
-        <w:rPr>
-          <w:rFonts w:eastAsiaTheme="minorEastAsia"/>
-          <w:b/>
-          <w:bCs/>
-          <w:lang w:eastAsia="zh-CN"/>
-        </w:rPr>
-        <w:t>Experience with Microsoft tools</w:t>
+        <w:ind w:leftChars="200" w:left="440" w:rightChars="225" w:right="495"/>
+        <w:rPr>
+          <w:rFonts w:eastAsiaTheme="minorEastAsia"/>
+          <w:lang w:eastAsia="zh-CN"/>
+        </w:rPr>
+      </w:pPr>
+      <w:r>
+        <w:rPr>
+          <w:rFonts w:eastAsiaTheme="minorEastAsia"/>
+          <w:lang w:eastAsia="zh-CN"/>
+        </w:rPr>
+        <w:t>Thank you for considering my application. I look forward to the opportunity to discuss how my skills can support TeamViewer’s 3D development initiatives.</w:t>
       </w:r>
     </w:p>
     <w:p>
       <w:pPr>
-        <w:ind w:left="420" w:rightChars="225" w:right="495" w:firstLine="300"/>
+        <w:ind w:leftChars="200" w:left="440" w:rightChars="225" w:right="495"/>
         <w:rPr>
           <w:rFonts w:eastAsiaTheme="minorEastAsia"/>
           <w:lang w:eastAsia="zh-CN"/>
@@ -1325,257 +975,48 @@
     </w:p>
     <w:p>
       <w:pPr>
-        <w:ind w:left="720" w:rightChars="225" w:right="495"/>
-        <w:rPr>
-          <w:rFonts w:eastAsiaTheme="minorEastAsia"/>
-          <w:lang w:eastAsia="zh-CN"/>
-        </w:rPr>
-      </w:pPr>
-      <w:r>
-        <w:rPr>
-          <w:rFonts w:eastAsiaTheme="minorEastAsia"/>
-          <w:lang w:eastAsia="zh-CN"/>
-        </w:rPr>
-        <w:t>Delivered projects at</w:t>
-      </w:r>
-      <w:r>
+        <w:ind w:leftChars="200" w:left="440" w:rightChars="225" w:right="495"/>
         <w:rPr>
           <w:rFonts w:eastAsiaTheme="minorEastAsia" w:hint="eastAsia"/>
           <w:lang w:eastAsia="zh-CN"/>
         </w:rPr>
-        <w:t xml:space="preserve"> my </w:t>
-      </w:r>
-      <w:r>
-        <w:rPr>
-          <w:rFonts w:eastAsiaTheme="minorEastAsia" w:hint="eastAsia"/>
-          <w:b/>
-          <w:bCs/>
-          <w:lang w:eastAsia="zh-CN"/>
-        </w:rPr>
-        <w:t>previous position at</w:t>
-      </w:r>
-      <w:r>
-        <w:rPr>
-          <w:rFonts w:eastAsiaTheme="minorEastAsia"/>
-          <w:b/>
-          <w:bCs/>
-          <w:lang w:eastAsia="zh-CN"/>
-        </w:rPr>
-        <w:t xml:space="preserve"> Microsoft using Visual Studio, Windows</w:t>
-      </w:r>
-      <w:r>
-        <w:rPr>
-          <w:rFonts w:eastAsiaTheme="minorEastAsia" w:hint="eastAsia"/>
-          <w:b/>
-          <w:bCs/>
-          <w:lang w:eastAsia="zh-CN"/>
-        </w:rPr>
-        <w:t>.</w:t>
-      </w:r>
-      <w:r>
-        <w:rPr>
-          <w:rFonts w:eastAsiaTheme="minorEastAsia"/>
-          <w:lang w:eastAsia="zh-CN"/>
-        </w:rPr>
-        <w:t xml:space="preserve"> </w:t>
-      </w:r>
-      <w:r>
-        <w:rPr>
-          <w:rFonts w:eastAsiaTheme="minorEastAsia" w:hint="eastAsia"/>
-          <w:lang w:eastAsia="zh-CN"/>
-        </w:rPr>
-        <w:t>W</w:t>
-      </w:r>
-      <w:r>
-        <w:rPr>
-          <w:rFonts w:eastAsiaTheme="minorEastAsia"/>
-          <w:lang w:eastAsia="zh-CN"/>
-        </w:rPr>
-        <w:t>orking in cross-platform AR/VR development.</w:t>
-      </w:r>
-      <w:r>
-        <w:rPr>
-          <w:rFonts w:eastAsiaTheme="minorEastAsia" w:hint="eastAsia"/>
-          <w:lang w:eastAsia="zh-CN"/>
-        </w:rPr>
-        <w:t xml:space="preserve"> </w:t>
-      </w:r>
-      <w:r>
-        <w:rPr>
-          <w:rFonts w:eastAsiaTheme="minorEastAsia"/>
-          <w:lang w:eastAsia="zh-CN"/>
-        </w:rPr>
-        <w:t xml:space="preserve">Applied </w:t>
-      </w:r>
-      <w:r>
-        <w:rPr>
-          <w:rFonts w:eastAsiaTheme="minorEastAsia"/>
-          <w:b/>
-          <w:bCs/>
-          <w:lang w:eastAsia="zh-CN"/>
-        </w:rPr>
-        <w:t>Git and version control</w:t>
-      </w:r>
-      <w:r>
-        <w:rPr>
-          <w:rFonts w:eastAsiaTheme="minorEastAsia"/>
-          <w:lang w:eastAsia="zh-CN"/>
-        </w:rPr>
-        <w:t xml:space="preserve"> practices in team projects to manage codebases and ensure stability.</w:t>
-      </w:r>
+      </w:pPr>
     </w:p>
     <w:p>
       <w:pPr>
-        <w:ind w:left="720" w:rightChars="225" w:right="495"/>
-        <w:rPr>
-          <w:rFonts w:eastAsiaTheme="minorEastAsia" w:hint="eastAsia"/>
-          <w:lang w:eastAsia="zh-CN"/>
-        </w:rPr>
-      </w:pPr>
+        <w:ind w:leftChars="200" w:left="440" w:rightChars="225" w:right="495"/>
+        <w:rPr>
+          <w:rFonts w:eastAsiaTheme="minorEastAsia"/>
+          <w:lang w:eastAsia="zh-CN"/>
+        </w:rPr>
+      </w:pPr>
+      <w:r>
+        <w:rPr>
+          <w:rFonts w:eastAsiaTheme="minorEastAsia"/>
+          <w:lang w:eastAsia="zh-CN"/>
+        </w:rPr>
+        <w:t>Best regards,</w:t>
+      </w:r>
     </w:p>
     <w:p>
       <w:pPr>
-        <w:numPr>
-          <w:ilvl w:val="0"/>
-          <w:numId w:val="7"/>
-        </w:numPr>
-        <w:ind w:rightChars="225" w:right="495"/>
-        <w:rPr>
-          <w:rFonts w:eastAsiaTheme="minorEastAsia"/>
-          <w:lang w:eastAsia="zh-CN"/>
-        </w:rPr>
-      </w:pPr>
-      <w:r>
-        <w:rPr>
-          <w:rFonts w:eastAsiaTheme="minorEastAsia"/>
-          <w:b/>
-          <w:bCs/>
-          <w:lang w:eastAsia="zh-CN"/>
-        </w:rPr>
-        <w:t>Communication</w:t>
-      </w:r>
-      <w:r>
-        <w:rPr>
-          <w:rFonts w:eastAsiaTheme="minorEastAsia" w:hint="eastAsia"/>
-          <w:b/>
-          <w:bCs/>
-          <w:lang w:eastAsia="zh-CN"/>
-        </w:rPr>
-        <w:t xml:space="preserve"> and Collaboration</w:t>
+        <w:ind w:leftChars="200" w:left="440" w:rightChars="225" w:right="495"/>
+        <w:rPr>
+          <w:rFonts w:eastAsiaTheme="minorEastAsia"/>
+          <w:lang w:eastAsia="zh-CN"/>
+        </w:rPr>
+      </w:pPr>
+      <w:r>
+        <w:rPr>
+          <w:rFonts w:eastAsiaTheme="minorEastAsia"/>
+          <w:lang w:eastAsia="zh-CN"/>
+        </w:rPr>
+        <w:t>Jinda Li</w:t>
       </w:r>
     </w:p>
     <w:p>
       <w:pPr>
-        <w:ind w:left="360" w:rightChars="225" w:right="495"/>
-        <w:rPr>
-          <w:rFonts w:eastAsiaTheme="minorEastAsia" w:hint="eastAsia"/>
-          <w:lang w:eastAsia="zh-CN"/>
-        </w:rPr>
-      </w:pPr>
-    </w:p>
-    <w:p>
-      <w:pPr>
-        <w:ind w:left="720" w:rightChars="225" w:right="495"/>
-        <w:rPr>
-          <w:rFonts w:eastAsiaTheme="minorEastAsia"/>
-          <w:lang w:eastAsia="zh-CN"/>
-        </w:rPr>
-      </w:pPr>
-      <w:r>
-        <w:rPr>
-          <w:rFonts w:eastAsiaTheme="minorEastAsia"/>
-          <w:lang w:eastAsia="zh-CN"/>
-        </w:rPr>
-        <w:t xml:space="preserve">I have worked closely with artists, marketing teams, and researchers in my game development and professional projects. I value clear communication, am receptive to receiving constructive feedback, and proactively provide feedback to improve workflows and solutions. I am </w:t>
-      </w:r>
-      <w:r>
-        <w:rPr>
-          <w:rFonts w:eastAsiaTheme="minorEastAsia"/>
-          <w:b/>
-          <w:bCs/>
-          <w:lang w:eastAsia="zh-CN"/>
-        </w:rPr>
-        <w:t>fluent in English</w:t>
-      </w:r>
-      <w:r>
-        <w:rPr>
-          <w:rFonts w:eastAsiaTheme="minorEastAsia"/>
-          <w:lang w:eastAsia="zh-CN"/>
-        </w:rPr>
-        <w:t>, both spoken and written, which allows me to collaborate effectively with international teams and across different disciplines to deliver high-quality results.</w:t>
-      </w:r>
-    </w:p>
-    <w:p>
-      <w:pPr>
         <w:ind w:rightChars="225" w:right="495"/>
-        <w:rPr>
-          <w:rFonts w:eastAsiaTheme="minorEastAsia" w:hint="eastAsia"/>
-          <w:lang w:eastAsia="zh-CN"/>
-        </w:rPr>
-      </w:pPr>
-    </w:p>
-    <w:p>
-      <w:pPr>
-        <w:ind w:leftChars="193" w:left="425" w:rightChars="225" w:right="495"/>
-        <w:rPr>
-          <w:rFonts w:eastAsiaTheme="minorEastAsia"/>
-          <w:lang w:eastAsia="zh-CN"/>
-        </w:rPr>
-      </w:pPr>
-      <w:r>
-        <w:rPr>
-          <w:rFonts w:eastAsiaTheme="minorEastAsia"/>
-          <w:lang w:eastAsia="zh-CN"/>
-        </w:rPr>
-        <w:t>I would be glad to bring my skills in 3D development and system building to Visual Components and support your work in simulation and visualization.</w:t>
-      </w:r>
-    </w:p>
-    <w:p>
-      <w:pPr>
-        <w:ind w:leftChars="193" w:left="425" w:rightChars="225" w:right="495"/>
-        <w:rPr>
-          <w:rFonts w:eastAsiaTheme="minorEastAsia"/>
-          <w:lang w:eastAsia="zh-CN"/>
-        </w:rPr>
-      </w:pPr>
-    </w:p>
-    <w:p>
-      <w:pPr>
-        <w:ind w:leftChars="193" w:left="425" w:rightChars="225" w:right="495"/>
-        <w:rPr>
-          <w:rFonts w:eastAsiaTheme="minorEastAsia"/>
-          <w:lang w:eastAsia="zh-CN"/>
-        </w:rPr>
-      </w:pPr>
-      <w:r>
-        <w:rPr>
-          <w:rFonts w:eastAsiaTheme="minorEastAsia"/>
-          <w:b/>
-          <w:bCs/>
-          <w:lang w:eastAsia="zh-CN"/>
-        </w:rPr>
-        <w:t>Best regards,</w:t>
-      </w:r>
-    </w:p>
-    <w:p>
-      <w:pPr>
-        <w:ind w:leftChars="193" w:left="425" w:rightChars="225" w:right="495"/>
-        <w:rPr>
-          <w:rFonts w:eastAsiaTheme="minorEastAsia"/>
-          <w:lang w:eastAsia="zh-CN"/>
-        </w:rPr>
-      </w:pPr>
-      <w:r>
-        <w:rPr>
-          <w:rFonts w:eastAsiaTheme="minorEastAsia"/>
-          <w:lang w:eastAsia="zh-CN"/>
-        </w:rPr>
-        <w:t>Jinda Li</w:t>
-      </w:r>
-    </w:p>
-    <w:p>
-      <w:pPr>
-        <w:ind w:leftChars="193" w:left="425" w:rightChars="225" w:right="495"/>
         <w:rPr>
           <w:rFonts w:eastAsiaTheme="minorEastAsia"/>
           <w:lang w:eastAsia="zh-CN"/>
@@ -2935,6 +2376,119 @@
       <w:lvlJc w:val="left"/>
       <w:pPr>
         <w:ind w:left="6545" w:hanging="360"/>
+      </w:pPr>
+      <w:rPr>
+        <w:rFonts w:ascii="Wingdings" w:hAnsi="Wingdings" w:hint="default"/>
+      </w:rPr>
+    </w:lvl>
+  </w:abstractNum>
+  <w:abstractNum w:abstractNumId="10" w15:restartNumberingAfterBreak="0">
+    <w:nsid w:val="7CE10471"/>
+    <w:multiLevelType w:val="hybridMultilevel"/>
+    <w:tmpl w:val="B672CA02"/>
+    <w:lvl w:ilvl="0" w:tplc="04090005">
+      <w:start w:val="1"/>
+      <w:numFmt w:val="bullet"/>
+      <w:lvlText w:val=""/>
+      <w:lvlJc w:val="left"/>
+      <w:pPr>
+        <w:ind w:left="860" w:hanging="440"/>
+      </w:pPr>
+      <w:rPr>
+        <w:rFonts w:ascii="Wingdings" w:hAnsi="Wingdings" w:hint="default"/>
+      </w:rPr>
+    </w:lvl>
+    <w:lvl w:ilvl="1" w:tplc="04090003">
+      <w:start w:val="1"/>
+      <w:numFmt w:val="bullet"/>
+      <w:lvlText w:val=""/>
+      <w:lvlJc w:val="left"/>
+      <w:pPr>
+        <w:ind w:left="1300" w:hanging="440"/>
+      </w:pPr>
+      <w:rPr>
+        <w:rFonts w:ascii="Wingdings" w:hAnsi="Wingdings" w:hint="default"/>
+      </w:rPr>
+    </w:lvl>
+    <w:lvl w:ilvl="2" w:tplc="04090005">
+      <w:start w:val="1"/>
+      <w:numFmt w:val="bullet"/>
+      <w:lvlText w:val=""/>
+      <w:lvlJc w:val="left"/>
+      <w:pPr>
+        <w:ind w:left="1740" w:hanging="440"/>
+      </w:pPr>
+      <w:rPr>
+        <w:rFonts w:ascii="Wingdings" w:hAnsi="Wingdings" w:hint="default"/>
+      </w:rPr>
+    </w:lvl>
+    <w:lvl w:ilvl="3" w:tplc="04090001" w:tentative="1">
+      <w:start w:val="1"/>
+      <w:numFmt w:val="bullet"/>
+      <w:lvlText w:val=""/>
+      <w:lvlJc w:val="left"/>
+      <w:pPr>
+        <w:ind w:left="2180" w:hanging="440"/>
+      </w:pPr>
+      <w:rPr>
+        <w:rFonts w:ascii="Wingdings" w:hAnsi="Wingdings" w:hint="default"/>
+      </w:rPr>
+    </w:lvl>
+    <w:lvl w:ilvl="4" w:tplc="04090003" w:tentative="1">
+      <w:start w:val="1"/>
+      <w:numFmt w:val="bullet"/>
+      <w:lvlText w:val=""/>
+      <w:lvlJc w:val="left"/>
+      <w:pPr>
+        <w:ind w:left="2620" w:hanging="440"/>
+      </w:pPr>
+      <w:rPr>
+        <w:rFonts w:ascii="Wingdings" w:hAnsi="Wingdings" w:hint="default"/>
+      </w:rPr>
+    </w:lvl>
+    <w:lvl w:ilvl="5" w:tplc="04090005" w:tentative="1">
+      <w:start w:val="1"/>
+      <w:numFmt w:val="bullet"/>
+      <w:lvlText w:val=""/>
+      <w:lvlJc w:val="left"/>
+      <w:pPr>
+        <w:ind w:left="3060" w:hanging="440"/>
+      </w:pPr>
+      <w:rPr>
+        <w:rFonts w:ascii="Wingdings" w:hAnsi="Wingdings" w:hint="default"/>
+      </w:rPr>
+    </w:lvl>
+    <w:lvl w:ilvl="6" w:tplc="04090001" w:tentative="1">
+      <w:start w:val="1"/>
+      <w:numFmt w:val="bullet"/>
+      <w:lvlText w:val=""/>
+      <w:lvlJc w:val="left"/>
+      <w:pPr>
+        <w:ind w:left="3500" w:hanging="440"/>
+      </w:pPr>
+      <w:rPr>
+        <w:rFonts w:ascii="Wingdings" w:hAnsi="Wingdings" w:hint="default"/>
+      </w:rPr>
+    </w:lvl>
+    <w:lvl w:ilvl="7" w:tplc="04090003" w:tentative="1">
+      <w:start w:val="1"/>
+      <w:numFmt w:val="bullet"/>
+      <w:lvlText w:val=""/>
+      <w:lvlJc w:val="left"/>
+      <w:pPr>
+        <w:ind w:left="3940" w:hanging="440"/>
+      </w:pPr>
+      <w:rPr>
+        <w:rFonts w:ascii="Wingdings" w:hAnsi="Wingdings" w:hint="default"/>
+      </w:rPr>
+    </w:lvl>
+    <w:lvl w:ilvl="8" w:tplc="04090005" w:tentative="1">
+      <w:start w:val="1"/>
+      <w:numFmt w:val="bullet"/>
+      <w:lvlText w:val=""/>
+      <w:lvlJc w:val="left"/>
+      <w:pPr>
+        <w:ind w:left="4380" w:hanging="440"/>
       </w:pPr>
       <w:rPr>
         <w:rFonts w:ascii="Wingdings" w:hAnsi="Wingdings" w:hint="default"/>
@@ -2970,6 +2524,9 @@
   </w:num>
   <w:num w:numId="10" w16cid:durableId="659433359">
     <w:abstractNumId w:val="6"/>
+  </w:num>
+  <w:num w:numId="11" w16cid:durableId="1775206358">
+    <w:abstractNumId w:val="10"/>
   </w:num>
 </w:numbering>
 </file>
